--- a/ofc-paper.docx
+++ b/ofc-paper.docx
@@ -5137,7 +5137,95 @@
           <w:sz w:val="24"/>
           <w:szCs w:val="24"/>
         </w:rPr>
-        <w:t xml:space="preserve"> köşe yazılarının duygu eğilimi (2019–2025).</w:t>
+        <w:t xml:space="preserve"> </w:t>
+      </w:r>
+      <w:r>
+        <w:rPr>
+          <w:rFonts w:ascii="Times New Roman" w:hAnsi="Times New Roman" w:cs="Times New Roman"/>
+          <w:i/>
+          <w:iCs/>
+          <w:color w:val="595959"/>
+          <w:sz w:val="24"/>
+          <w:szCs w:val="24"/>
+        </w:rPr>
+        <w:t>K</w:t>
+      </w:r>
+      <w:r>
+        <w:rPr>
+          <w:rFonts w:ascii="Times New Roman" w:hAnsi="Times New Roman" w:cs="Times New Roman"/>
+          <w:i/>
+          <w:iCs/>
+          <w:color w:val="595959"/>
+          <w:sz w:val="24"/>
+          <w:szCs w:val="24"/>
+        </w:rPr>
+        <w:t xml:space="preserve">öşe </w:t>
+      </w:r>
+      <w:r>
+        <w:rPr>
+          <w:rFonts w:ascii="Times New Roman" w:hAnsi="Times New Roman" w:cs="Times New Roman"/>
+          <w:i/>
+          <w:iCs/>
+          <w:color w:val="595959"/>
+          <w:sz w:val="24"/>
+          <w:szCs w:val="24"/>
+        </w:rPr>
+        <w:t>Y</w:t>
+      </w:r>
+      <w:r>
+        <w:rPr>
+          <w:rFonts w:ascii="Times New Roman" w:hAnsi="Times New Roman" w:cs="Times New Roman"/>
+          <w:i/>
+          <w:iCs/>
+          <w:color w:val="595959"/>
+          <w:sz w:val="24"/>
+          <w:szCs w:val="24"/>
+        </w:rPr>
+        <w:t xml:space="preserve">azılarının </w:t>
+      </w:r>
+      <w:r>
+        <w:rPr>
+          <w:rFonts w:ascii="Times New Roman" w:hAnsi="Times New Roman" w:cs="Times New Roman"/>
+          <w:i/>
+          <w:iCs/>
+          <w:color w:val="595959"/>
+          <w:sz w:val="24"/>
+          <w:szCs w:val="24"/>
+        </w:rPr>
+        <w:t>D</w:t>
+      </w:r>
+      <w:r>
+        <w:rPr>
+          <w:rFonts w:ascii="Times New Roman" w:hAnsi="Times New Roman" w:cs="Times New Roman"/>
+          <w:i/>
+          <w:iCs/>
+          <w:color w:val="595959"/>
+          <w:sz w:val="24"/>
+          <w:szCs w:val="24"/>
+        </w:rPr>
+        <w:t xml:space="preserve">uygu </w:t>
+      </w:r>
+      <w:r>
+        <w:rPr>
+          <w:rFonts w:ascii="Times New Roman" w:hAnsi="Times New Roman" w:cs="Times New Roman"/>
+          <w:i/>
+          <w:iCs/>
+          <w:color w:val="595959"/>
+          <w:sz w:val="24"/>
+          <w:szCs w:val="24"/>
+        </w:rPr>
+        <w:t>E</w:t>
+      </w:r>
+      <w:r>
+        <w:rPr>
+          <w:rFonts w:ascii="Times New Roman" w:hAnsi="Times New Roman" w:cs="Times New Roman"/>
+          <w:i/>
+          <w:iCs/>
+          <w:color w:val="595959"/>
+          <w:sz w:val="24"/>
+          <w:szCs w:val="24"/>
+        </w:rPr>
+        <w:t>ğilimi (2019–2025).</w:t>
       </w:r>
     </w:p>
     <w:p>
@@ -5156,7 +5244,7 @@
           <w:szCs w:val="24"/>
         </w:rPr>
         <w:drawing>
-          <wp:inline distT="0" distB="0" distL="0" distR="0" wp14:anchorId="1CCD284D" wp14:editId="17545EAE">
+          <wp:inline distT="0" distB="0" distL="0" distR="0" wp14:anchorId="1CCD284D" wp14:editId="1AC9701C">
             <wp:extent cx="5934075" cy="3238500"/>
             <wp:effectExtent l="0" t="0" r="9525" b="0"/>
             <wp:docPr id="330552953" name="Resim 1"/>
